--- a/tillsyn/A 20307-2025 tillsynsbegäran.docx
+++ b/tillsyn/A 20307-2025 tillsynsbegäran.docx
@@ -335,7 +335,7 @@
     <w:r>
       <w:tab/>
       <w:tab/>
-      <w:t>2026-10-18</w:t>
+      <w:t>2026-10-19</w:t>
       <w:br/>
       <w:br/>
     </w:r>

--- a/tillsyn/A 20307-2025 tillsynsbegäran.docx
+++ b/tillsyn/A 20307-2025 tillsynsbegäran.docx
@@ -335,7 +335,7 @@
     <w:r>
       <w:tab/>
       <w:tab/>
-      <w:t>2026-10-19</w:t>
+      <w:t>2026-10-20</w:t>
       <w:br/>
       <w:br/>
     </w:r>

--- a/tillsyn/A 20307-2025 tillsynsbegäran.docx
+++ b/tillsyn/A 20307-2025 tillsynsbegäran.docx
@@ -335,7 +335,7 @@
     <w:r>
       <w:tab/>
       <w:tab/>
-      <w:t>2026-10-20</w:t>
+      <w:t>2026-10-21</w:t>
       <w:br/>
       <w:br/>
     </w:r>

--- a/tillsyn/A 20307-2025 tillsynsbegäran.docx
+++ b/tillsyn/A 20307-2025 tillsynsbegäran.docx
@@ -60,12 +60,12 @@
         <w:spacing w:after="240"/>
       </w:pPr>
       <w:r>
-        <w:t>Figur 1. Fyndplatser för naturvårdsarter i och inom 4 meter från avverkningsanmälan. Markörer utan svart kant är placerade på fyndplatsen. Markörer med svart kant är placerade vid sidan av fyndplatsen och har ett svart streck som visar fyndplatsens exakta position. Kartans mittpunktskoordinat är N 6376296, E 696260 i SWEREF 99 TM.</w:t>
+        <w:t>Figur 1. Fyndplatser för naturvårdsarter i och inom 15 meter från avverkningsanmälan. Markörer utan svart kant är placerade på fyndplatsen. Markörer med svart kant är placerade vid sidan av fyndplatsen och har ett svart streck som visar fyndplatsens exakta position. Kartans mittpunktskoordinat är N 6376296, E 696260 i SWEREF 99 TM.</w:t>
       </w:r>
     </w:p>
     <w:p>
       <w:r>
-        <w:t>I och inom 4 meter från avverkningsanmälan finns fynd av 11 naturvårdsarter, varav 7 är rödlistade, 1 är typisk (T) och 4 är signalarter (S): gulsträngad fagerspindling (VU), trollspindling (VU), barrfagerspindling (NT), blå slemspindling (NT, T), fjällig taggsvamp s.str. (NT), odörspindling (NT), skarp dropptaggsvamp (NT), anisspindling (S), olivspindling (S), rödgul trumpetsvamp (S) och svavelriska (S). Se Figur 1.</w:t>
+        <w:t>I och inom 15 meter från avverkningsanmälan finns fynd av 11 naturvårdsarter, varav 7 är rödlistade, 1 är typisk (T) och 4 är signalarter (S): gulsträngad fagerspindling (VU), trollspindling (VU), barrfagerspindling (NT), blå slemspindling (NT, T), fjällig taggsvamp s.str. (NT), odörspindling (NT), skarp dropptaggsvamp (NT), anisspindling (S), olivspindling (S), rödgul trumpetsvamp (S) och svavelriska (S). Se Figur 1.</w:t>
       </w:r>
     </w:p>
     <w:p>
@@ -335,7 +335,7 @@
     <w:r>
       <w:tab/>
       <w:tab/>
-      <w:t>2026-10-21</w:t>
+      <w:t>2026-10-22</w:t>
       <w:br/>
       <w:br/>
     </w:r>

--- a/tillsyn/A 20307-2025 tillsynsbegäran.docx
+++ b/tillsyn/A 20307-2025 tillsynsbegäran.docx
@@ -335,7 +335,7 @@
     <w:r>
       <w:tab/>
       <w:tab/>
-      <w:t>2026-10-22</w:t>
+      <w:t>2026-10-23</w:t>
       <w:br/>
       <w:br/>
     </w:r>

--- a/tillsyn/A 20307-2025 tillsynsbegäran.docx
+++ b/tillsyn/A 20307-2025 tillsynsbegäran.docx
@@ -335,7 +335,7 @@
     <w:r>
       <w:tab/>
       <w:tab/>
-      <w:t>2026-10-23</w:t>
+      <w:t>2026-10-24</w:t>
       <w:br/>
       <w:br/>
     </w:r>

--- a/tillsyn/A 20307-2025 tillsynsbegäran.docx
+++ b/tillsyn/A 20307-2025 tillsynsbegäran.docx
@@ -335,7 +335,7 @@
     <w:r>
       <w:tab/>
       <w:tab/>
-      <w:t>2026-10-24</w:t>
+      <w:t>2026-10-25</w:t>
       <w:br/>
       <w:br/>
     </w:r>

--- a/tillsyn/A 20307-2025 tillsynsbegäran.docx
+++ b/tillsyn/A 20307-2025 tillsynsbegäran.docx
@@ -335,7 +335,7 @@
     <w:r>
       <w:tab/>
       <w:tab/>
-      <w:t>2026-10-25</w:t>
+      <w:t>2026-10-26</w:t>
       <w:br/>
       <w:br/>
     </w:r>

--- a/tillsyn/A 20307-2025 tillsynsbegäran.docx
+++ b/tillsyn/A 20307-2025 tillsynsbegäran.docx
@@ -335,7 +335,7 @@
     <w:r>
       <w:tab/>
       <w:tab/>
-      <w:t>2026-10-26</w:t>
+      <w:t>2026-10-27</w:t>
       <w:br/>
       <w:br/>
     </w:r>

--- a/tillsyn/A 20307-2025 tillsynsbegäran.docx
+++ b/tillsyn/A 20307-2025 tillsynsbegäran.docx
@@ -335,7 +335,7 @@
     <w:r>
       <w:tab/>
       <w:tab/>
-      <w:t>2026-10-27</w:t>
+      <w:t>2026-10-28</w:t>
       <w:br/>
       <w:br/>
     </w:r>

--- a/tillsyn/A 20307-2025 tillsynsbegäran.docx
+++ b/tillsyn/A 20307-2025 tillsynsbegäran.docx
@@ -335,7 +335,7 @@
     <w:r>
       <w:tab/>
       <w:tab/>
-      <w:t>2026-10-28</w:t>
+      <w:t>2026-10-29</w:t>
       <w:br/>
       <w:br/>
     </w:r>

--- a/tillsyn/A 20307-2025 tillsynsbegäran.docx
+++ b/tillsyn/A 20307-2025 tillsynsbegäran.docx
@@ -335,7 +335,7 @@
     <w:r>
       <w:tab/>
       <w:tab/>
-      <w:t>2026-10-29</w:t>
+      <w:t>2026-10-31</w:t>
       <w:br/>
       <w:br/>
     </w:r>
